--- a/spa/docx/014.content.docx
+++ b/spa/docx/014.content.docx
@@ -19,7 +19,7 @@
         <w:rPr>
           <w:lang w:val="es_ES" w:bidi="es_ES"/>
         </w:rPr>
-        <w:t>Resource: Tyndale Open Study Notes</w:t>
+        <w:t>Resource: Aquifer Open Study Notes (Profiles)</w:t>
       </w:r>
       <w:r>
         <w:rPr>
@@ -112,7 +112,7 @@
         <w:rPr>
           <w:lang w:val="es_ES" w:bidi="es_ES"/>
         </w:rPr>
-        <w:t>Tyndale Open Study Notes</w:t>
+        <w:t>Aquifer Open Study Notes (Profiles)</w:t>
       </w:r>
     </w:p>
     <w:p>

--- a/spa/docx/014.content.docx
+++ b/spa/docx/014.content.docx
@@ -247,18 +247,12 @@
         </w:rPr>
         <w:t>Pablo nació en la ciudad de Tarso de padres judíos. Sus padres eran ciudadanos romanos, lo que permitió a Pablo convertirse también en ciudadano romano. Creció en un hogar judío tradicional. Trabajó como fabricante de tiendas (o curtidor). Estudió en Jerusalén bajo la tutela de un famoso rabino judío llamado Gamaliel y se convirtió en fariseo. (Los fariseos eran un grupo religioso judío que seguía estrictamente las leyes judías y las tradiciones orales). Cuando Pablo era joven, atacó y lastimó violentamente a los cristianos (</w:t>
       </w:r>
-      <w:hyperlink r:id="rId13">
-        <w:r>
-          <w:rPr>
-            <w:lang w:val="es_ES" w:bidi="es_ES"/>
-          </w:rPr>
-          <w:rPr>
-            <w:color w:val="0000EE"/>
-            <w:u w:val="single"/>
-          </w:rPr>
-          <w:t>Hc 22:3–5</w:t>
-        </w:r>
-      </w:hyperlink>
+      <w:r>
+        <w:rPr>
+          <w:lang w:val="es_ES" w:bidi="es_ES"/>
+        </w:rPr>
+        <w:t>Hc 22:3–5</w:t>
+      </w:r>
       <w:r>
         <w:rPr>
           <w:lang w:val="es_ES" w:bidi="es_ES"/>
@@ -279,54 +273,36 @@
         </w:rPr>
         <w:t>Entonces, ocurrió algo que transformó por completo su vida. El Jesús resucitado se le apareció a Pablo (</w:t>
       </w:r>
-      <w:hyperlink r:id="rId14">
-        <w:r>
-          <w:rPr>
-            <w:lang w:val="es_ES" w:bidi="es_ES"/>
-          </w:rPr>
-          <w:rPr>
-            <w:color w:val="0000EE"/>
-            <w:u w:val="single"/>
-          </w:rPr>
-          <w:t>Hc1 9:3–6,</w:t>
-        </w:r>
-      </w:hyperlink>
+      <w:r>
+        <w:rPr>
+          <w:lang w:val="es_ES" w:bidi="es_ES"/>
+        </w:rPr>
+        <w:t>Hc1 9:3–6,</w:t>
+      </w:r>
       <w:r>
         <w:rPr>
           <w:lang w:val="es_ES" w:bidi="es_ES"/>
         </w:rPr>
         <w:t xml:space="preserve"> </w:t>
       </w:r>
-      <w:hyperlink r:id="rId15">
-        <w:r>
-          <w:rPr>
-            <w:lang w:val="es_ES" w:bidi="es_ES"/>
-          </w:rPr>
-          <w:rPr>
-            <w:color w:val="0000EE"/>
-            <w:u w:val="single"/>
-          </w:rPr>
-          <w:t>22:6–10</w:t>
-        </w:r>
-      </w:hyperlink>
+      <w:r>
+        <w:rPr>
+          <w:lang w:val="es_ES" w:bidi="es_ES"/>
+        </w:rPr>
+        <w:t>22:6–10</w:t>
+      </w:r>
       <w:r>
         <w:rPr>
           <w:lang w:val="es_ES" w:bidi="es_ES"/>
         </w:rPr>
         <w:t xml:space="preserve">). Después de esta experiencia, Pablo se convirtió en un seguidor de Jesús. Dedicó el resto de su vida a viajar por el Mar Mediterráneo, anunciando a la gente que Jesús es Señor y Salvador (ver </w:t>
       </w:r>
-      <w:hyperlink r:id="rId16">
-        <w:r>
-          <w:rPr>
-            <w:lang w:val="es_ES" w:bidi="es_ES"/>
-          </w:rPr>
-          <w:rPr>
-            <w:color w:val="0000EE"/>
-            <w:u w:val="single"/>
-          </w:rPr>
-          <w:t>Ga 1:11–16</w:t>
-        </w:r>
-      </w:hyperlink>
+      <w:r>
+        <w:rPr>
+          <w:lang w:val="es_ES" w:bidi="es_ES"/>
+        </w:rPr>
+        <w:t>Ga 1:11–16</w:t>
+      </w:r>
       <w:r>
         <w:rPr>
           <w:lang w:val="es_ES" w:bidi="es_ES"/>
@@ -347,18 +323,12 @@
         </w:rPr>
         <w:t>Pablo creía que Jesús era el Mesías judío, el líder especial que Dios había prometido enviar para salvar a su pueblo. Esto hacía a Pablo diferente de otros judíos de su tiempo. Su visión de Jesús le ayudó a comprender que, a través de la muerte y resurrección de Jesús, los creyentes pueden ser justificados ante Dios y transformar sus vidas. Antes, Pablo pensaba que las personas debían seguir cuidadosamente todas las leyes de Moisés para agradar a Dios. Pero ahora entendía que estar de acuerdo con Dios era un regalo que se recibía al confiar en Jesús, quien murió para liberar a las personas del pecado (</w:t>
       </w:r>
-      <w:hyperlink r:id="rId17">
-        <w:r>
-          <w:rPr>
-            <w:lang w:val="es_ES" w:bidi="es_ES"/>
-          </w:rPr>
-          <w:rPr>
-            <w:color w:val="0000EE"/>
-            <w:u w:val="single"/>
-          </w:rPr>
-          <w:t>Ro 4:1–8</w:t>
-        </w:r>
-      </w:hyperlink>
+      <w:r>
+        <w:rPr>
+          <w:lang w:val="es_ES" w:bidi="es_ES"/>
+        </w:rPr>
+        <w:t>Ro 4:1–8</w:t>
+      </w:r>
       <w:r>
         <w:rPr>
           <w:lang w:val="es_ES" w:bidi="es_ES"/>
@@ -443,18 +413,12 @@
         </w:rPr>
         <w:t>Las personas solo pueden ser salvadas al confiar en Jesús como su Salvador (</w:t>
       </w:r>
-      <w:hyperlink r:id="rId18">
-        <w:r>
-          <w:rPr>
-            <w:lang w:val="es_ES" w:bidi="es_ES"/>
-          </w:rPr>
-          <w:rPr>
-            <w:color w:val="0000EE"/>
-            <w:u w:val="single"/>
-          </w:rPr>
-          <w:t>Ga 2:16</w:t>
-        </w:r>
-      </w:hyperlink>
+      <w:r>
+        <w:rPr>
+          <w:lang w:val="es_ES" w:bidi="es_ES"/>
+        </w:rPr>
+        <w:t>Ga 2:16</w:t>
+      </w:r>
       <w:r>
         <w:rPr>
           <w:lang w:val="es_ES" w:bidi="es_ES"/>
@@ -479,36 +443,24 @@
         </w:rPr>
         <w:t>Los creyentes deben dedicar cada aspecto de su vida a servir a Jesús como su Señor (</w:t>
       </w:r>
-      <w:hyperlink r:id="rId19">
-        <w:r>
-          <w:rPr>
-            <w:lang w:val="es_ES" w:bidi="es_ES"/>
-          </w:rPr>
-          <w:rPr>
-            <w:color w:val="0000EE"/>
-            <w:u w:val="single"/>
-          </w:rPr>
-          <w:t>Ro 14:7–9,</w:t>
-        </w:r>
-      </w:hyperlink>
+      <w:r>
+        <w:rPr>
+          <w:lang w:val="es_ES" w:bidi="es_ES"/>
+        </w:rPr>
+        <w:t>Ro 14:7–9,</w:t>
+      </w:r>
       <w:r>
         <w:rPr>
           <w:lang w:val="es_ES" w:bidi="es_ES"/>
         </w:rPr>
         <w:t xml:space="preserve"> </w:t>
       </w:r>
-      <w:hyperlink r:id="rId20">
-        <w:r>
-          <w:rPr>
-            <w:lang w:val="es_ES" w:bidi="es_ES"/>
-          </w:rPr>
-          <w:rPr>
-            <w:color w:val="0000EE"/>
-            <w:u w:val="single"/>
-          </w:rPr>
-          <w:t>2 Co 5:15</w:t>
-        </w:r>
-      </w:hyperlink>
+      <w:r>
+        <w:rPr>
+          <w:lang w:val="es_ES" w:bidi="es_ES"/>
+        </w:rPr>
+        <w:t>2 Co 5:15</w:t>
+      </w:r>
       <w:r>
         <w:rPr>
           <w:lang w:val="es_ES" w:bidi="es_ES"/>
@@ -529,162 +481,108 @@
         </w:rPr>
         <w:t>Entre los escritores del Nuevo Testamento, Pablo es quien explica la salvación con mayor claridad (</w:t>
       </w:r>
-      <w:hyperlink r:id="rId21">
-        <w:r>
-          <w:rPr>
-            <w:lang w:val="es_ES" w:bidi="es_ES"/>
-          </w:rPr>
-          <w:rPr>
-            <w:color w:val="0000EE"/>
-            <w:u w:val="single"/>
-          </w:rPr>
-          <w:t>Ro 1–8</w:t>
-        </w:r>
-      </w:hyperlink>
+      <w:r>
+        <w:rPr>
+          <w:lang w:val="es_ES" w:bidi="es_ES"/>
+        </w:rPr>
+        <w:t>Ro 1–8</w:t>
+      </w:r>
       <w:r>
         <w:rPr>
           <w:lang w:val="es_ES" w:bidi="es_ES"/>
         </w:rPr>
         <w:t>). Ofrece una visión detallada de la vida y la comunidad cristiana. Sus cartas también destacan el poder del Espíritu en la vida de los creyentes (</w:t>
       </w:r>
-      <w:hyperlink r:id="rId22">
-        <w:r>
-          <w:rPr>
-            <w:lang w:val="es_ES" w:bidi="es_ES"/>
-          </w:rPr>
-          <w:rPr>
-            <w:color w:val="0000EE"/>
-            <w:u w:val="single"/>
-          </w:rPr>
-          <w:t>Ro 8:9–13,</w:t>
-        </w:r>
-      </w:hyperlink>
+      <w:r>
+        <w:rPr>
+          <w:lang w:val="es_ES" w:bidi="es_ES"/>
+        </w:rPr>
+        <w:t>Ro 8:9–13,</w:t>
+      </w:r>
       <w:r>
         <w:rPr>
           <w:lang w:val="es_ES" w:bidi="es_ES"/>
         </w:rPr>
         <w:t xml:space="preserve"> </w:t>
       </w:r>
-      <w:hyperlink r:id="rId23">
-        <w:r>
-          <w:rPr>
-            <w:lang w:val="es_ES" w:bidi="es_ES"/>
-          </w:rPr>
-          <w:rPr>
-            <w:color w:val="0000EE"/>
-            <w:u w:val="single"/>
-          </w:rPr>
-          <w:t>Ga 5:16–25,</w:t>
-        </w:r>
-      </w:hyperlink>
+      <w:r>
+        <w:rPr>
+          <w:lang w:val="es_ES" w:bidi="es_ES"/>
+        </w:rPr>
+        <w:t>Ga 5:16–25,</w:t>
+      </w:r>
       <w:r>
         <w:rPr>
           <w:lang w:val="es_ES" w:bidi="es_ES"/>
         </w:rPr>
         <w:t xml:space="preserve"> comparar </w:t>
       </w:r>
-      <w:hyperlink r:id="rId24">
-        <w:r>
-          <w:rPr>
-            <w:lang w:val="es_ES" w:bidi="es_ES"/>
-          </w:rPr>
-          <w:rPr>
-            <w:color w:val="0000EE"/>
-            <w:u w:val="single"/>
-          </w:rPr>
-          <w:t>Ga 2:20,</w:t>
-        </w:r>
-      </w:hyperlink>
+      <w:r>
+        <w:rPr>
+          <w:lang w:val="es_ES" w:bidi="es_ES"/>
+        </w:rPr>
+        <w:t>Ga 2:20,</w:t>
+      </w:r>
       <w:r>
         <w:rPr>
           <w:lang w:val="es_ES" w:bidi="es_ES"/>
         </w:rPr>
         <w:t xml:space="preserve"> </w:t>
       </w:r>
-      <w:hyperlink r:id="rId25">
-        <w:r>
-          <w:rPr>
-            <w:lang w:val="es_ES" w:bidi="es_ES"/>
-          </w:rPr>
-          <w:rPr>
-            <w:color w:val="0000EE"/>
-            <w:u w:val="single"/>
-          </w:rPr>
-          <w:t>Col 1:27</w:t>
-        </w:r>
-      </w:hyperlink>
+      <w:r>
+        <w:rPr>
+          <w:lang w:val="es_ES" w:bidi="es_ES"/>
+        </w:rPr>
+        <w:t>Col 1:27</w:t>
+      </w:r>
       <w:r>
         <w:rPr>
           <w:lang w:val="es_ES" w:bidi="es_ES"/>
         </w:rPr>
         <w:t>). Anima a los creyentes a seguir creciendo para llegar a ser más como Jesús (</w:t>
       </w:r>
-      <w:hyperlink r:id="rId26">
-        <w:r>
-          <w:rPr>
-            <w:lang w:val="es_ES" w:bidi="es_ES"/>
-          </w:rPr>
-          <w:rPr>
-            <w:color w:val="0000EE"/>
-            <w:u w:val="single"/>
-          </w:rPr>
-          <w:t>Ro 8:30;</w:t>
-        </w:r>
-      </w:hyperlink>
+      <w:r>
+        <w:rPr>
+          <w:lang w:val="es_ES" w:bidi="es_ES"/>
+        </w:rPr>
+        <w:t>Ro 8:30;</w:t>
+      </w:r>
       <w:r>
         <w:rPr>
           <w:lang w:val="es_ES" w:bidi="es_ES"/>
         </w:rPr>
         <w:t xml:space="preserve"> </w:t>
       </w:r>
-      <w:hyperlink r:id="rId27">
-        <w:r>
-          <w:rPr>
-            <w:lang w:val="es_ES" w:bidi="es_ES"/>
-          </w:rPr>
-          <w:rPr>
-            <w:color w:val="0000EE"/>
-            <w:u w:val="single"/>
-          </w:rPr>
-          <w:t>Ef 4:13</w:t>
-        </w:r>
-      </w:hyperlink>
+      <w:r>
+        <w:rPr>
+          <w:lang w:val="es_ES" w:bidi="es_ES"/>
+        </w:rPr>
+        <w:t>Ef 4:13</w:t>
+      </w:r>
       <w:r>
         <w:rPr>
           <w:lang w:val="es_ES" w:bidi="es_ES"/>
         </w:rPr>
         <w:t>,</w:t>
       </w:r>
-      <w:hyperlink r:id="rId28">
-        <w:r>
-          <w:rPr>
-            <w:lang w:val="es_ES" w:bidi="es_ES"/>
-          </w:rPr>
-          <w:rPr>
-            <w:color w:val="0000EE"/>
-            <w:u w:val="single"/>
-          </w:rPr>
-          <w:t>15</w:t>
-        </w:r>
-      </w:hyperlink>
+      <w:r>
+        <w:rPr>
+          <w:lang w:val="es_ES" w:bidi="es_ES"/>
+        </w:rPr>
+        <w:t>15</w:t>
+      </w:r>
       <w:r>
         <w:rPr>
           <w:lang w:val="es_ES" w:bidi="es_ES"/>
         </w:rPr>
         <w:t xml:space="preserve">; </w:t>
       </w:r>
-      <w:hyperlink r:id="rId29">
-        <w:r>
-          <w:rPr>
-            <w:lang w:val="es_ES" w:bidi="es_ES"/>
-          </w:rPr>
-          <w:rPr>
-            <w:color w:val="0000EE"/>
-            <w:u w:val="single"/>
-          </w:rPr>
-          <w:t>5:1–2</w:t>
-        </w:r>
-      </w:hyperlink>
+      <w:r>
+        <w:rPr>
+          <w:lang w:val="es_ES" w:bidi="es_ES"/>
+        </w:rPr>
+        <w:t>5:1–2</w:t>
+      </w:r>
       <w:r>
         <w:rPr>
           <w:lang w:val="es_ES" w:bidi="es_ES"/>
@@ -705,90 +603,60 @@
         </w:rPr>
         <w:t>Los creyentes deben vivir una vida de amor (</w:t>
       </w:r>
-      <w:hyperlink r:id="rId30">
-        <w:r>
-          <w:rPr>
-            <w:lang w:val="es_ES" w:bidi="es_ES"/>
-          </w:rPr>
-          <w:rPr>
-            <w:color w:val="0000EE"/>
-            <w:u w:val="single"/>
-          </w:rPr>
-          <w:t>1 Co 13:1–13,</w:t>
-        </w:r>
-      </w:hyperlink>
+      <w:r>
+        <w:rPr>
+          <w:lang w:val="es_ES" w:bidi="es_ES"/>
+        </w:rPr>
+        <w:t>1 Co 13:1–13,</w:t>
+      </w:r>
       <w:r>
         <w:rPr>
           <w:lang w:val="es_ES" w:bidi="es_ES"/>
         </w:rPr>
         <w:t xml:space="preserve"> </w:t>
       </w:r>
-      <w:hyperlink r:id="rId31">
-        <w:r>
-          <w:rPr>
-            <w:lang w:val="es_ES" w:bidi="es_ES"/>
-          </w:rPr>
-          <w:rPr>
-            <w:color w:val="0000EE"/>
-            <w:u w:val="single"/>
-          </w:rPr>
-          <w:t>Ef 5:2</w:t>
-        </w:r>
-      </w:hyperlink>
+      <w:r>
+        <w:rPr>
+          <w:lang w:val="es_ES" w:bidi="es_ES"/>
+        </w:rPr>
+        <w:t>Ef 5:2</w:t>
+      </w:r>
       <w:r>
         <w:rPr>
           <w:lang w:val="es_ES" w:bidi="es_ES"/>
         </w:rPr>
         <w:t>) y deben entregarse completamente a Jesús. Más que cualquier otro escritor del Nuevo Testamento, Pablo nos muestra cómo y por qué los cristianos deben fundamentar sus vidas en el regalo de la gracia de Jesús (</w:t>
       </w:r>
-      <w:hyperlink r:id="rId32">
-        <w:r>
-          <w:rPr>
-            <w:lang w:val="es_ES" w:bidi="es_ES"/>
-          </w:rPr>
-          <w:rPr>
-            <w:color w:val="0000EE"/>
-            <w:u w:val="single"/>
-          </w:rPr>
-          <w:t>Ro 12:1–2</w:t>
-        </w:r>
-      </w:hyperlink>
+      <w:r>
+        <w:rPr>
+          <w:lang w:val="es_ES" w:bidi="es_ES"/>
+        </w:rPr>
+        <w:t>Ro 12:1–2</w:t>
+      </w:r>
       <w:r>
         <w:rPr>
           <w:lang w:val="es_ES" w:bidi="es_ES"/>
         </w:rPr>
         <w:t>). Para Pablo, toda la vida de un creyente (y de todo el universo) se centra únicamente en Jesús. Todo encuentra su verdadero significado solo en relación con Jesús (</w:t>
       </w:r>
-      <w:hyperlink r:id="rId33">
-        <w:r>
-          <w:rPr>
-            <w:lang w:val="es_ES" w:bidi="es_ES"/>
-          </w:rPr>
-          <w:rPr>
-            <w:color w:val="0000EE"/>
-            <w:u w:val="single"/>
-          </w:rPr>
-          <w:t>Col 1:15–20,</w:t>
-        </w:r>
-      </w:hyperlink>
+      <w:r>
+        <w:rPr>
+          <w:lang w:val="es_ES" w:bidi="es_ES"/>
+        </w:rPr>
+        <w:t>Col 1:15–20,</w:t>
+      </w:r>
       <w:r>
         <w:rPr>
           <w:lang w:val="es_ES" w:bidi="es_ES"/>
         </w:rPr>
         <w:t xml:space="preserve"> </w:t>
       </w:r>
-      <w:hyperlink r:id="rId34">
-        <w:r>
-          <w:rPr>
-            <w:lang w:val="es_ES" w:bidi="es_ES"/>
-          </w:rPr>
-          <w:rPr>
-            <w:color w:val="0000EE"/>
-            <w:u w:val="single"/>
-          </w:rPr>
-          <w:t>2:6–3:4</w:t>
-        </w:r>
-      </w:hyperlink>
+      <w:r>
+        <w:rPr>
+          <w:lang w:val="es_ES" w:bidi="es_ES"/>
+        </w:rPr>
+        <w:t>2:6–3:4</w:t>
+      </w:r>
       <w:r>
         <w:rPr>
           <w:lang w:val="es_ES" w:bidi="es_ES"/>
@@ -823,18 +691,12 @@
         </w:rPr>
         <w:t>Pablo deseaba ser como Jesús en todos los aspectos, incluso en el sufrimiento y en la muerte. Murió con la certeza de que, al igual que Jesús resucitó de entre los muertos, él también un día sería resucitado a una nueva vida (</w:t>
       </w:r>
-      <w:hyperlink r:id="rId35">
-        <w:r>
-          <w:rPr>
-            <w:lang w:val="es_ES" w:bidi="es_ES"/>
-          </w:rPr>
-          <w:rPr>
-            <w:color w:val="0000EE"/>
-            <w:u w:val="single"/>
-          </w:rPr>
-          <w:t>Fil 3:10–11</w:t>
-        </w:r>
-      </w:hyperlink>
+      <w:r>
+        <w:rPr>
+          <w:lang w:val="es_ES" w:bidi="es_ES"/>
+        </w:rPr>
+        <w:t>Fil 3:10–11</w:t>
+      </w:r>
       <w:r>
         <w:rPr>
           <w:lang w:val="es_ES" w:bidi="es_ES"/>
@@ -864,324 +726,216 @@
           <w:lang w:val="es_ES" w:bidi="es_ES"/>
         </w:rPr>
       </w:r>
-      <w:hyperlink r:id="rId36">
-        <w:r>
-          <w:rPr>
-            <w:lang w:val="es_ES" w:bidi="es_ES"/>
-          </w:rPr>
-          <w:rPr>
-            <w:color w:val="0000EE"/>
-            <w:u w:val="single"/>
-          </w:rPr>
-          <w:t>Hechos 7:58–8:3,</w:t>
-        </w:r>
-      </w:hyperlink>
+      <w:r>
+        <w:rPr>
+          <w:lang w:val="es_ES" w:bidi="es_ES"/>
+        </w:rPr>
+        <w:t>Hechos 7:58–8:3,</w:t>
+      </w:r>
       <w:r>
         <w:rPr>
           <w:lang w:val="es_ES" w:bidi="es_ES"/>
         </w:rPr>
         <w:t xml:space="preserve"> </w:t>
       </w:r>
-      <w:hyperlink r:id="rId37">
-        <w:r>
-          <w:rPr>
-            <w:lang w:val="es_ES" w:bidi="es_ES"/>
-          </w:rPr>
-          <w:rPr>
-            <w:color w:val="0000EE"/>
-            <w:u w:val="single"/>
-          </w:rPr>
-          <w:t>9:1–31,</w:t>
-        </w:r>
-      </w:hyperlink>
+      <w:r>
+        <w:rPr>
+          <w:lang w:val="es_ES" w:bidi="es_ES"/>
+        </w:rPr>
+        <w:t>9:1–31,</w:t>
+      </w:r>
       <w:r>
         <w:rPr>
           <w:lang w:val="es_ES" w:bidi="es_ES"/>
         </w:rPr>
         <w:t xml:space="preserve"> </w:t>
       </w:r>
-      <w:hyperlink r:id="rId38">
-        <w:r>
-          <w:rPr>
-            <w:lang w:val="es_ES" w:bidi="es_ES"/>
-          </w:rPr>
-          <w:rPr>
-            <w:color w:val="0000EE"/>
-            <w:u w:val="single"/>
-          </w:rPr>
-          <w:t>11:25–30,</w:t>
-        </w:r>
-      </w:hyperlink>
+      <w:r>
+        <w:rPr>
+          <w:lang w:val="es_ES" w:bidi="es_ES"/>
+        </w:rPr>
+        <w:t>11:25–30,</w:t>
+      </w:r>
       <w:r>
         <w:rPr>
           <w:lang w:val="es_ES" w:bidi="es_ES"/>
         </w:rPr>
         <w:t xml:space="preserve"> </w:t>
       </w:r>
-      <w:hyperlink r:id="rId39">
-        <w:r>
-          <w:rPr>
-            <w:lang w:val="es_ES" w:bidi="es_ES"/>
-          </w:rPr>
-          <w:rPr>
-            <w:color w:val="0000EE"/>
-            <w:u w:val="single"/>
-          </w:rPr>
-          <w:t>12:25–28:31;</w:t>
-        </w:r>
-      </w:hyperlink>
+      <w:r>
+        <w:rPr>
+          <w:lang w:val="es_ES" w:bidi="es_ES"/>
+        </w:rPr>
+        <w:t>12:25–28:31;</w:t>
+      </w:r>
       <w:r>
         <w:rPr>
           <w:lang w:val="es_ES" w:bidi="es_ES"/>
         </w:rPr>
         <w:t xml:space="preserve"> </w:t>
       </w:r>
-      <w:hyperlink r:id="rId40">
-        <w:r>
-          <w:rPr>
-            <w:lang w:val="es_ES" w:bidi="es_ES"/>
-          </w:rPr>
-          <w:rPr>
-            <w:color w:val="0000EE"/>
-            <w:u w:val="single"/>
-          </w:rPr>
-          <w:t>Romanos 1:1–16:27;</w:t>
-        </w:r>
-      </w:hyperlink>
+      <w:r>
+        <w:rPr>
+          <w:lang w:val="es_ES" w:bidi="es_ES"/>
+        </w:rPr>
+        <w:t>Romanos 1:1–16:27;</w:t>
+      </w:r>
       <w:r>
         <w:rPr>
           <w:lang w:val="es_ES" w:bidi="es_ES"/>
         </w:rPr>
         <w:t xml:space="preserve"> </w:t>
       </w:r>
-      <w:hyperlink r:id="rId41">
-        <w:r>
-          <w:rPr>
-            <w:lang w:val="es_ES" w:bidi="es_ES"/>
-          </w:rPr>
-          <w:rPr>
-            <w:color w:val="0000EE"/>
-            <w:u w:val="single"/>
-          </w:rPr>
-          <w:t>1 Corintios 1:1–16:24;</w:t>
-        </w:r>
-      </w:hyperlink>
+      <w:r>
+        <w:rPr>
+          <w:lang w:val="es_ES" w:bidi="es_ES"/>
+        </w:rPr>
+        <w:t>1 Corintios 1:1–16:24;</w:t>
+      </w:r>
       <w:r>
         <w:rPr>
           <w:lang w:val="es_ES" w:bidi="es_ES"/>
         </w:rPr>
         <w:t xml:space="preserve"> </w:t>
       </w:r>
-      <w:hyperlink r:id="rId42">
-        <w:r>
-          <w:rPr>
-            <w:lang w:val="es_ES" w:bidi="es_ES"/>
-          </w:rPr>
-          <w:rPr>
-            <w:color w:val="0000EE"/>
-            <w:u w:val="single"/>
-          </w:rPr>
-          <w:t>2 Corintios 1:1–13:14;</w:t>
-        </w:r>
-      </w:hyperlink>
+      <w:r>
+        <w:rPr>
+          <w:lang w:val="es_ES" w:bidi="es_ES"/>
+        </w:rPr>
+        <w:t>2 Corintios 1:1–13:14;</w:t>
+      </w:r>
       <w:r>
         <w:rPr>
           <w:lang w:val="es_ES" w:bidi="es_ES"/>
         </w:rPr>
         <w:t xml:space="preserve"> </w:t>
       </w:r>
-      <w:hyperlink r:id="rId43">
-        <w:r>
-          <w:rPr>
-            <w:lang w:val="es_ES" w:bidi="es_ES"/>
-          </w:rPr>
-          <w:rPr>
-            <w:color w:val="0000EE"/>
-            <w:u w:val="single"/>
-          </w:rPr>
-          <w:t>Gálatas 1:1–6:18;</w:t>
-        </w:r>
-      </w:hyperlink>
+      <w:r>
+        <w:rPr>
+          <w:lang w:val="es_ES" w:bidi="es_ES"/>
+        </w:rPr>
+        <w:t>Gálatas 1:1–6:18;</w:t>
+      </w:r>
       <w:r>
         <w:rPr>
           <w:lang w:val="es_ES" w:bidi="es_ES"/>
         </w:rPr>
         <w:t xml:space="preserve"> </w:t>
       </w:r>
-      <w:hyperlink r:id="rId44">
-        <w:r>
-          <w:rPr>
-            <w:lang w:val="es_ES" w:bidi="es_ES"/>
-          </w:rPr>
-          <w:rPr>
-            <w:color w:val="0000EE"/>
-            <w:u w:val="single"/>
-          </w:rPr>
-          <w:t>Efesios 1:1–6:24;</w:t>
-        </w:r>
-      </w:hyperlink>
+      <w:r>
+        <w:rPr>
+          <w:lang w:val="es_ES" w:bidi="es_ES"/>
+        </w:rPr>
+        <w:t>Efesios 1:1–6:24;</w:t>
+      </w:r>
       <w:r>
         <w:rPr>
           <w:lang w:val="es_ES" w:bidi="es_ES"/>
         </w:rPr>
         <w:t xml:space="preserve"> </w:t>
       </w:r>
-      <w:hyperlink r:id="rId45">
-        <w:r>
-          <w:rPr>
-            <w:lang w:val="es_ES" w:bidi="es_ES"/>
-          </w:rPr>
-          <w:rPr>
-            <w:color w:val="0000EE"/>
-            <w:u w:val="single"/>
-          </w:rPr>
-          <w:t>Filipenses 1:1–4:23;</w:t>
-        </w:r>
-      </w:hyperlink>
+      <w:r>
+        <w:rPr>
+          <w:lang w:val="es_ES" w:bidi="es_ES"/>
+        </w:rPr>
+        <w:t>Filipenses 1:1–4:23;</w:t>
+      </w:r>
       <w:r>
         <w:rPr>
           <w:lang w:val="es_ES" w:bidi="es_ES"/>
         </w:rPr>
         <w:t xml:space="preserve"> </w:t>
       </w:r>
-      <w:hyperlink r:id="rId46">
-        <w:r>
-          <w:rPr>
-            <w:lang w:val="es_ES" w:bidi="es_ES"/>
-          </w:rPr>
-          <w:rPr>
-            <w:color w:val="0000EE"/>
-            <w:u w:val="single"/>
-          </w:rPr>
-          <w:t>Colosenses 1:1–4:18;</w:t>
-        </w:r>
-      </w:hyperlink>
+      <w:r>
+        <w:rPr>
+          <w:lang w:val="es_ES" w:bidi="es_ES"/>
+        </w:rPr>
+        <w:t>Colosenses 1:1–4:18;</w:t>
+      </w:r>
       <w:r>
         <w:rPr>
           <w:lang w:val="es_ES" w:bidi="es_ES"/>
         </w:rPr>
         <w:t xml:space="preserve"> </w:t>
       </w:r>
-      <w:hyperlink r:id="rId47">
-        <w:r>
-          <w:rPr>
-            <w:lang w:val="es_ES" w:bidi="es_ES"/>
-          </w:rPr>
-          <w:rPr>
-            <w:color w:val="0000EE"/>
-            <w:u w:val="single"/>
-          </w:rPr>
-          <w:t>1 Tesalonicenses 1:1–5:28;</w:t>
-        </w:r>
-      </w:hyperlink>
+      <w:r>
+        <w:rPr>
+          <w:lang w:val="es_ES" w:bidi="es_ES"/>
+        </w:rPr>
+        <w:t>1 Tesalonicenses 1:1–5:28;</w:t>
+      </w:r>
       <w:r>
         <w:rPr>
           <w:lang w:val="es_ES" w:bidi="es_ES"/>
         </w:rPr>
         <w:t xml:space="preserve"> </w:t>
       </w:r>
-      <w:hyperlink r:id="rId48">
-        <w:r>
-          <w:rPr>
-            <w:lang w:val="es_ES" w:bidi="es_ES"/>
-          </w:rPr>
-          <w:rPr>
-            <w:color w:val="0000EE"/>
-            <w:u w:val="single"/>
-          </w:rPr>
-          <w:t>2 Tesalonicenses 1:1–3:18;</w:t>
-        </w:r>
-      </w:hyperlink>
+      <w:r>
+        <w:rPr>
+          <w:lang w:val="es_ES" w:bidi="es_ES"/>
+        </w:rPr>
+        <w:t>2 Tesalonicenses 1:1–3:18;</w:t>
+      </w:r>
       <w:r>
         <w:rPr>
           <w:lang w:val="es_ES" w:bidi="es_ES"/>
         </w:rPr>
         <w:t xml:space="preserve"> </w:t>
       </w:r>
-      <w:hyperlink r:id="rId49">
-        <w:r>
-          <w:rPr>
-            <w:lang w:val="es_ES" w:bidi="es_ES"/>
-          </w:rPr>
-          <w:rPr>
-            <w:color w:val="0000EE"/>
-            <w:u w:val="single"/>
-          </w:rPr>
-          <w:t>1 Timoteo 1:1–6:21;</w:t>
-        </w:r>
-      </w:hyperlink>
+      <w:r>
+        <w:rPr>
+          <w:lang w:val="es_ES" w:bidi="es_ES"/>
+        </w:rPr>
+        <w:t>1 Timoteo 1:1–6:21;</w:t>
+      </w:r>
       <w:r>
         <w:rPr>
           <w:lang w:val="es_ES" w:bidi="es_ES"/>
         </w:rPr>
         <w:t xml:space="preserve"> </w:t>
       </w:r>
-      <w:hyperlink r:id="rId50">
-        <w:r>
-          <w:rPr>
-            <w:lang w:val="es_ES" w:bidi="es_ES"/>
-          </w:rPr>
-          <w:rPr>
-            <w:color w:val="0000EE"/>
-            <w:u w:val="single"/>
-          </w:rPr>
-          <w:t>2 Timoteo 1:1–4:22;</w:t>
-        </w:r>
-      </w:hyperlink>
+      <w:r>
+        <w:rPr>
+          <w:lang w:val="es_ES" w:bidi="es_ES"/>
+        </w:rPr>
+        <w:t>2 Timoteo 1:1–4:22;</w:t>
+      </w:r>
       <w:r>
         <w:rPr>
           <w:lang w:val="es_ES" w:bidi="es_ES"/>
         </w:rPr>
         <w:t xml:space="preserve"> </w:t>
       </w:r>
-      <w:hyperlink r:id="rId51">
-        <w:r>
-          <w:rPr>
-            <w:lang w:val="es_ES" w:bidi="es_ES"/>
-          </w:rPr>
-          <w:rPr>
-            <w:color w:val="0000EE"/>
-            <w:u w:val="single"/>
-          </w:rPr>
-          <w:t>Tito 1:1–3:15;</w:t>
-        </w:r>
-      </w:hyperlink>
+      <w:r>
+        <w:rPr>
+          <w:lang w:val="es_ES" w:bidi="es_ES"/>
+        </w:rPr>
+        <w:t>Tito 1:1–3:15;</w:t>
+      </w:r>
       <w:r>
         <w:rPr>
           <w:lang w:val="es_ES" w:bidi="es_ES"/>
         </w:rPr>
         <w:t xml:space="preserve"> </w:t>
       </w:r>
-      <w:hyperlink r:id="rId52">
-        <w:r>
-          <w:rPr>
-            <w:lang w:val="es_ES" w:bidi="es_ES"/>
-          </w:rPr>
-          <w:rPr>
-            <w:color w:val="0000EE"/>
-            <w:u w:val="single"/>
-          </w:rPr>
-          <w:t>Filemón 1:1–25;</w:t>
-        </w:r>
-      </w:hyperlink>
+      <w:r>
+        <w:rPr>
+          <w:lang w:val="es_ES" w:bidi="es_ES"/>
+        </w:rPr>
+        <w:t>Filemón 1:1–25;</w:t>
+      </w:r>
       <w:r>
         <w:rPr>
           <w:lang w:val="es_ES" w:bidi="es_ES"/>
         </w:rPr>
         <w:t xml:space="preserve"> </w:t>
       </w:r>
-      <w:hyperlink r:id="rId53">
-        <w:r>
-          <w:rPr>
-            <w:lang w:val="es_ES" w:bidi="es_ES"/>
-          </w:rPr>
-          <w:rPr>
-            <w:color w:val="0000EE"/>
-            <w:u w:val="single"/>
-          </w:rPr>
-          <w:t>2 Pedro 3:15–16</w:t>
-        </w:r>
-      </w:hyperlink>
+      <w:r>
+        <w:rPr>
+          <w:lang w:val="es_ES" w:bidi="es_ES"/>
+        </w:rPr>
+        <w:t>2 Pedro 3:15–16</w:t>
+      </w:r>
       <w:r>
         <w:rPr>
           <w:lang w:val="es_ES" w:bidi="es_ES"/>
@@ -1244,36 +998,24 @@
         </w:rPr>
         <w:t xml:space="preserve">Como gobernador de Judea, Pilato tenía control sobre las fuerzas romanas y el templo, incluidos sus fondos. Solo él tenía la autoridad para ordenar la pena de muerte para los criminales (ver </w:t>
       </w:r>
-      <w:hyperlink r:id="rId54">
-        <w:r>
-          <w:rPr>
-            <w:lang w:val="es_ES" w:bidi="es_ES"/>
-          </w:rPr>
-          <w:rPr>
-            <w:color w:val="0000EE"/>
-            <w:u w:val="single"/>
-          </w:rPr>
-          <w:t>Jn 18:31</w:t>
-        </w:r>
-      </w:hyperlink>
+      <w:r>
+        <w:rPr>
+          <w:lang w:val="es_ES" w:bidi="es_ES"/>
+        </w:rPr>
+        <w:t>Jn 18:31</w:t>
+      </w:r>
       <w:r>
         <w:rPr>
           <w:lang w:val="es_ES" w:bidi="es_ES"/>
         </w:rPr>
         <w:t>). Por lo tanto, las autoridades judías debieron presentar cargos ante Pilato para que Jesús fuera ejecutado (</w:t>
       </w:r>
-      <w:hyperlink r:id="rId55">
-        <w:r>
-          <w:rPr>
-            <w:lang w:val="es_ES" w:bidi="es_ES"/>
-          </w:rPr>
-          <w:rPr>
-            <w:color w:val="0000EE"/>
-            <w:u w:val="single"/>
-          </w:rPr>
-          <w:t>Mc 15:1–4</w:t>
-        </w:r>
-      </w:hyperlink>
+      <w:r>
+        <w:rPr>
+          <w:lang w:val="es_ES" w:bidi="es_ES"/>
+        </w:rPr>
+        <w:t>Mc 15:1–4</w:t>
+      </w:r>
       <w:r>
         <w:rPr>
           <w:lang w:val="es_ES" w:bidi="es_ES"/>
@@ -1334,18 +1076,12 @@
         </w:rPr>
         <w:t>En otra ocasión, Pilato mató a algunos galileos mientras ofrecían sacrificios en el templo (</w:t>
       </w:r>
-      <w:hyperlink r:id="rId56">
-        <w:r>
-          <w:rPr>
-            <w:lang w:val="es_ES" w:bidi="es_ES"/>
-          </w:rPr>
-          <w:rPr>
-            <w:color w:val="0000EE"/>
-            <w:u w:val="single"/>
-          </w:rPr>
-          <w:t>Lc 13:1</w:t>
-        </w:r>
-      </w:hyperlink>
+      <w:r>
+        <w:rPr>
+          <w:lang w:val="es_ES" w:bidi="es_ES"/>
+        </w:rPr>
+        <w:t>Lc 13:1</w:t>
+      </w:r>
       <w:r>
         <w:rPr>
           <w:lang w:val="es_ES" w:bidi="es_ES"/>
@@ -1366,144 +1102,96 @@
         </w:rPr>
         <w:t>Cada Evangelio describe el papel de Pilato en la muerte de Jesús (</w:t>
       </w:r>
-      <w:hyperlink r:id="rId57">
-        <w:r>
-          <w:rPr>
-            <w:lang w:val="es_ES" w:bidi="es_ES"/>
-          </w:rPr>
-          <w:rPr>
-            <w:color w:val="0000EE"/>
-            <w:u w:val="single"/>
-          </w:rPr>
-          <w:t>Mt 27:11–26;</w:t>
-        </w:r>
-      </w:hyperlink>
+      <w:r>
+        <w:rPr>
+          <w:lang w:val="es_ES" w:bidi="es_ES"/>
+        </w:rPr>
+        <w:t>Mt 27:11–26;</w:t>
+      </w:r>
       <w:r>
         <w:rPr>
           <w:lang w:val="es_ES" w:bidi="es_ES"/>
         </w:rPr>
         <w:t xml:space="preserve"> </w:t>
       </w:r>
-      <w:hyperlink r:id="rId58">
-        <w:r>
-          <w:rPr>
-            <w:lang w:val="es_ES" w:bidi="es_ES"/>
-          </w:rPr>
-          <w:rPr>
-            <w:color w:val="0000EE"/>
-            <w:u w:val="single"/>
-          </w:rPr>
-          <w:t>Mc 15:1–15;</w:t>
-        </w:r>
-      </w:hyperlink>
+      <w:r>
+        <w:rPr>
+          <w:lang w:val="es_ES" w:bidi="es_ES"/>
+        </w:rPr>
+        <w:t>Mc 15:1–15;</w:t>
+      </w:r>
       <w:r>
         <w:rPr>
           <w:lang w:val="es_ES" w:bidi="es_ES"/>
         </w:rPr>
         <w:t xml:space="preserve"> </w:t>
       </w:r>
-      <w:hyperlink r:id="rId59">
-        <w:r>
-          <w:rPr>
-            <w:lang w:val="es_ES" w:bidi="es_ES"/>
-          </w:rPr>
-          <w:rPr>
-            <w:color w:val="0000EE"/>
-            <w:u w:val="single"/>
-          </w:rPr>
-          <w:t>Lc 23:1–25;</w:t>
-        </w:r>
-      </w:hyperlink>
+      <w:r>
+        <w:rPr>
+          <w:lang w:val="es_ES" w:bidi="es_ES"/>
+        </w:rPr>
+        <w:t>Lc 23:1–25;</w:t>
+      </w:r>
       <w:r>
         <w:rPr>
           <w:lang w:val="es_ES" w:bidi="es_ES"/>
         </w:rPr>
         <w:t xml:space="preserve"> </w:t>
       </w:r>
-      <w:hyperlink r:id="rId60">
-        <w:r>
-          <w:rPr>
-            <w:lang w:val="es_ES" w:bidi="es_ES"/>
-          </w:rPr>
-          <w:rPr>
-            <w:color w:val="0000EE"/>
-            <w:u w:val="single"/>
-          </w:rPr>
-          <w:t>Jn 18:28–19:16;</w:t>
-        </w:r>
-      </w:hyperlink>
+      <w:r>
+        <w:rPr>
+          <w:lang w:val="es_ES" w:bidi="es_ES"/>
+        </w:rPr>
+        <w:t>Jn 18:28–19:16;</w:t>
+      </w:r>
       <w:r>
         <w:rPr>
           <w:lang w:val="es_ES" w:bidi="es_ES"/>
         </w:rPr>
         <w:t xml:space="preserve"> véase también </w:t>
       </w:r>
-      <w:hyperlink r:id="rId61">
-        <w:r>
-          <w:rPr>
-            <w:lang w:val="es_ES" w:bidi="es_ES"/>
-          </w:rPr>
-          <w:rPr>
-            <w:color w:val="0000EE"/>
-            <w:u w:val="single"/>
-          </w:rPr>
-          <w:t>Hc 3:13,</w:t>
-        </w:r>
-      </w:hyperlink>
+      <w:r>
+        <w:rPr>
+          <w:lang w:val="es_ES" w:bidi="es_ES"/>
+        </w:rPr>
+        <w:t>Hc 3:13,</w:t>
+      </w:r>
       <w:r>
         <w:rPr>
           <w:lang w:val="es_ES" w:bidi="es_ES"/>
         </w:rPr>
         <w:t xml:space="preserve"> </w:t>
       </w:r>
-      <w:hyperlink r:id="rId62">
-        <w:r>
-          <w:rPr>
-            <w:lang w:val="es_ES" w:bidi="es_ES"/>
-          </w:rPr>
-          <w:rPr>
-            <w:color w:val="0000EE"/>
-            <w:u w:val="single"/>
-          </w:rPr>
-          <w:t>4:27,</w:t>
-        </w:r>
-      </w:hyperlink>
+      <w:r>
+        <w:rPr>
+          <w:lang w:val="es_ES" w:bidi="es_ES"/>
+        </w:rPr>
+        <w:t>4:27,</w:t>
+      </w:r>
       <w:r>
         <w:rPr>
           <w:lang w:val="es_ES" w:bidi="es_ES"/>
         </w:rPr>
         <w:t xml:space="preserve"> </w:t>
       </w:r>
-      <w:hyperlink r:id="rId63">
-        <w:r>
-          <w:rPr>
-            <w:lang w:val="es_ES" w:bidi="es_ES"/>
-          </w:rPr>
-          <w:rPr>
-            <w:color w:val="0000EE"/>
-            <w:u w:val="single"/>
-          </w:rPr>
-          <w:t>13:28;</w:t>
-        </w:r>
-      </w:hyperlink>
+      <w:r>
+        <w:rPr>
+          <w:lang w:val="es_ES" w:bidi="es_ES"/>
+        </w:rPr>
+        <w:t>13:28;</w:t>
+      </w:r>
       <w:r>
         <w:rPr>
           <w:lang w:val="es_ES" w:bidi="es_ES"/>
         </w:rPr>
         <w:t xml:space="preserve"> </w:t>
       </w:r>
-      <w:hyperlink r:id="rId64">
-        <w:r>
-          <w:rPr>
-            <w:lang w:val="es_ES" w:bidi="es_ES"/>
-          </w:rPr>
-          <w:rPr>
-            <w:color w:val="0000EE"/>
-            <w:u w:val="single"/>
-          </w:rPr>
-          <w:t>1 Tm 6:13</w:t>
-        </w:r>
-      </w:hyperlink>
+      <w:r>
+        <w:rPr>
+          <w:lang w:val="es_ES" w:bidi="es_ES"/>
+        </w:rPr>
+        <w:t>1 Tm 6:13</w:t>
+      </w:r>
       <w:r>
         <w:rPr>
           <w:lang w:val="es_ES" w:bidi="es_ES"/>
@@ -1524,126 +1212,84 @@
         </w:rPr>
         <w:t>Mientras tanto, su esposa estaba preocupada por un sueño sobre "con aquel justo" (</w:t>
       </w:r>
-      <w:hyperlink r:id="rId65">
-        <w:r>
-          <w:rPr>
-            <w:lang w:val="es_ES" w:bidi="es_ES"/>
-          </w:rPr>
-          <w:rPr>
-            <w:color w:val="0000EE"/>
-            <w:u w:val="single"/>
-          </w:rPr>
-          <w:t>Mt 27:19</w:t>
-        </w:r>
-      </w:hyperlink>
+      <w:r>
+        <w:rPr>
+          <w:lang w:val="es_ES" w:bidi="es_ES"/>
+        </w:rPr>
+        <w:t>Mt 27:19</w:t>
+      </w:r>
       <w:r>
         <w:rPr>
           <w:lang w:val="es_ES" w:bidi="es_ES"/>
         </w:rPr>
         <w:t>). Sin embargo, la multitud se volvió amenazante, y los líderes judíos insinuaron que Pilato no estaba tomando en serio la amenaza que Jesús representaba para Roma. Pilato cedió ante su presión. Ordenó que Jesús fuera azotado y crucificado, con el título "Rey de los Judíos" en un cartel sobre él. Pilato hizo esto solo después de objetar enérgicamente y declararse inocente de esta muerte injusta (</w:t>
       </w:r>
-      <w:hyperlink r:id="rId66">
-        <w:r>
-          <w:rPr>
-            <w:lang w:val="es_ES" w:bidi="es_ES"/>
-          </w:rPr>
-          <w:rPr>
-            <w:color w:val="0000EE"/>
-            <w:u w:val="single"/>
-          </w:rPr>
-          <w:t>Mt 27:18–25;</w:t>
-        </w:r>
-      </w:hyperlink>
+      <w:r>
+        <w:rPr>
+          <w:lang w:val="es_ES" w:bidi="es_ES"/>
+        </w:rPr>
+        <w:t>Mt 27:18–25;</w:t>
+      </w:r>
       <w:r>
         <w:rPr>
           <w:lang w:val="es_ES" w:bidi="es_ES"/>
         </w:rPr>
         <w:t xml:space="preserve"> </w:t>
       </w:r>
-      <w:hyperlink r:id="rId67">
-        <w:r>
-          <w:rPr>
-            <w:lang w:val="es_ES" w:bidi="es_ES"/>
-          </w:rPr>
-          <w:rPr>
-            <w:color w:val="0000EE"/>
-            <w:u w:val="single"/>
-          </w:rPr>
-          <w:t>Mc 15:14;</w:t>
-        </w:r>
-      </w:hyperlink>
+      <w:r>
+        <w:rPr>
+          <w:lang w:val="es_ES" w:bidi="es_ES"/>
+        </w:rPr>
+        <w:t>Mc 15:14;</w:t>
+      </w:r>
       <w:r>
         <w:rPr>
           <w:lang w:val="es_ES" w:bidi="es_ES"/>
         </w:rPr>
         <w:t xml:space="preserve"> </w:t>
       </w:r>
-      <w:hyperlink r:id="rId68">
-        <w:r>
-          <w:rPr>
-            <w:lang w:val="es_ES" w:bidi="es_ES"/>
-          </w:rPr>
-          <w:rPr>
-            <w:color w:val="0000EE"/>
-            <w:u w:val="single"/>
-          </w:rPr>
-          <w:t>Lc 23:4</w:t>
-        </w:r>
-      </w:hyperlink>
+      <w:r>
+        <w:rPr>
+          <w:lang w:val="es_ES" w:bidi="es_ES"/>
+        </w:rPr>
+        <w:t>Lc 23:4</w:t>
+      </w:r>
       <w:r>
         <w:rPr>
           <w:lang w:val="es_ES" w:bidi="es_ES"/>
         </w:rPr>
         <w:t>,</w:t>
       </w:r>
-      <w:hyperlink r:id="rId69">
-        <w:r>
-          <w:rPr>
-            <w:lang w:val="es_ES" w:bidi="es_ES"/>
-          </w:rPr>
-          <w:rPr>
-            <w:color w:val="0000EE"/>
-            <w:u w:val="single"/>
-          </w:rPr>
-          <w:t>13–23;</w:t>
-        </w:r>
-      </w:hyperlink>
+      <w:r>
+        <w:rPr>
+          <w:lang w:val="es_ES" w:bidi="es_ES"/>
+        </w:rPr>
+        <w:t>13–23;</w:t>
+      </w:r>
       <w:r>
         <w:rPr>
           <w:lang w:val="es_ES" w:bidi="es_ES"/>
         </w:rPr>
         <w:t xml:space="preserve"> </w:t>
       </w:r>
-      <w:hyperlink r:id="rId70">
-        <w:r>
-          <w:rPr>
-            <w:lang w:val="es_ES" w:bidi="es_ES"/>
-          </w:rPr>
-          <w:rPr>
-            <w:color w:val="0000EE"/>
-            <w:u w:val="single"/>
-          </w:rPr>
-          <w:t>Jn 18:38;</w:t>
-        </w:r>
-      </w:hyperlink>
+      <w:r>
+        <w:rPr>
+          <w:lang w:val="es_ES" w:bidi="es_ES"/>
+        </w:rPr>
+        <w:t>Jn 18:38;</w:t>
+      </w:r>
       <w:r>
         <w:rPr>
           <w:lang w:val="es_ES" w:bidi="es_ES"/>
         </w:rPr>
         <w:t xml:space="preserve"> </w:t>
       </w:r>
-      <w:hyperlink r:id="rId71">
-        <w:r>
-          <w:rPr>
-            <w:lang w:val="es_ES" w:bidi="es_ES"/>
-          </w:rPr>
-          <w:rPr>
-            <w:color w:val="0000EE"/>
-            <w:u w:val="single"/>
-          </w:rPr>
-          <w:t>19:4–16</w:t>
-        </w:r>
-      </w:hyperlink>
+      <w:r>
+        <w:rPr>
+          <w:lang w:val="es_ES" w:bidi="es_ES"/>
+        </w:rPr>
+        <w:t>19:4–16</w:t>
+      </w:r>
       <w:r>
         <w:rPr>
           <w:lang w:val="es_ES" w:bidi="es_ES"/>
@@ -1664,90 +1310,60 @@
         </w:rPr>
         <w:t>Después de la muerte de Jesús, Pilato permitió a José de Arimatea tomar el cuerpo de Jesús de la cruz y enterrarlo (</w:t>
       </w:r>
-      <w:hyperlink r:id="rId72">
-        <w:r>
-          <w:rPr>
-            <w:lang w:val="es_ES" w:bidi="es_ES"/>
-          </w:rPr>
-          <w:rPr>
-            <w:color w:val="0000EE"/>
-            <w:u w:val="single"/>
-          </w:rPr>
-          <w:t>Mt 27:57–61,</w:t>
-        </w:r>
-      </w:hyperlink>
+      <w:r>
+        <w:rPr>
+          <w:lang w:val="es_ES" w:bidi="es_ES"/>
+        </w:rPr>
+        <w:t>Mt 27:57–61,</w:t>
+      </w:r>
       <w:r>
         <w:rPr>
           <w:lang w:val="es_ES" w:bidi="es_ES"/>
         </w:rPr>
         <w:t xml:space="preserve"> </w:t>
       </w:r>
-      <w:hyperlink r:id="rId73">
-        <w:r>
-          <w:rPr>
-            <w:lang w:val="es_ES" w:bidi="es_ES"/>
-          </w:rPr>
-          <w:rPr>
-            <w:color w:val="0000EE"/>
-            <w:u w:val="single"/>
-          </w:rPr>
-          <w:t>Mc 15:42–46,</w:t>
-        </w:r>
-      </w:hyperlink>
+      <w:r>
+        <w:rPr>
+          <w:lang w:val="es_ES" w:bidi="es_ES"/>
+        </w:rPr>
+        <w:t>Mc 15:42–46,</w:t>
+      </w:r>
       <w:r>
         <w:rPr>
           <w:lang w:val="es_ES" w:bidi="es_ES"/>
         </w:rPr>
         <w:t xml:space="preserve"> </w:t>
       </w:r>
-      <w:hyperlink r:id="rId74">
-        <w:r>
-          <w:rPr>
-            <w:lang w:val="es_ES" w:bidi="es_ES"/>
-          </w:rPr>
-          <w:rPr>
-            <w:color w:val="0000EE"/>
-            <w:u w:val="single"/>
-          </w:rPr>
-          <w:t>Lc 23:50–53,</w:t>
-        </w:r>
-      </w:hyperlink>
+      <w:r>
+        <w:rPr>
+          <w:lang w:val="es_ES" w:bidi="es_ES"/>
+        </w:rPr>
+        <w:t>Lc 23:50–53,</w:t>
+      </w:r>
       <w:r>
         <w:rPr>
           <w:lang w:val="es_ES" w:bidi="es_ES"/>
         </w:rPr>
         <w:t xml:space="preserve"> </w:t>
       </w:r>
-      <w:hyperlink r:id="rId75">
-        <w:r>
-          <w:rPr>
-            <w:lang w:val="es_ES" w:bidi="es_ES"/>
-          </w:rPr>
-          <w:rPr>
-            <w:color w:val="0000EE"/>
-            <w:u w:val="single"/>
-          </w:rPr>
-          <w:t>Jn 19:38–42</w:t>
-        </w:r>
-      </w:hyperlink>
+      <w:r>
+        <w:rPr>
+          <w:lang w:val="es_ES" w:bidi="es_ES"/>
+        </w:rPr>
+        <w:t>Jn 19:38–42</w:t>
+      </w:r>
       <w:r>
         <w:rPr>
           <w:lang w:val="es_ES" w:bidi="es_ES"/>
         </w:rPr>
         <w:t>). Pilato también permitió a los líderes judíos sellar la tumba para evitar que alguien robara el cuerpo o hiciera afirmaciones falsas sobre la resurrección de Jesús (</w:t>
       </w:r>
-      <w:hyperlink r:id="rId76">
-        <w:r>
-          <w:rPr>
-            <w:lang w:val="es_ES" w:bidi="es_ES"/>
-          </w:rPr>
-          <w:rPr>
-            <w:color w:val="0000EE"/>
-            <w:u w:val="single"/>
-          </w:rPr>
-          <w:t>Mt 27:62–66</w:t>
-        </w:r>
-      </w:hyperlink>
+      <w:r>
+        <w:rPr>
+          <w:lang w:val="es_ES" w:bidi="es_ES"/>
+        </w:rPr>
+        <w:t>Mt 27:62–66</w:t>
+      </w:r>
       <w:r>
         <w:rPr>
           <w:lang w:val="es_ES" w:bidi="es_ES"/>
@@ -1804,288 +1420,186 @@
           <w:lang w:val="es_ES" w:bidi="es_ES"/>
         </w:rPr>
       </w:r>
-      <w:hyperlink r:id="rId77">
-        <w:r>
-          <w:rPr>
-            <w:lang w:val="es_ES" w:bidi="es_ES"/>
-          </w:rPr>
-          <w:rPr>
-            <w:color w:val="0000EE"/>
-            <w:u w:val="single"/>
-          </w:rPr>
-          <w:t>Mateo 27:2,</w:t>
-        </w:r>
-      </w:hyperlink>
-      <w:hyperlink r:id="rId57">
-        <w:r>
-          <w:rPr>
-            <w:lang w:val="es_ES" w:bidi="es_ES"/>
-          </w:rPr>
-          <w:rPr>
-            <w:color w:val="0000EE"/>
-            <w:u w:val="single"/>
-          </w:rPr>
-          <w:t>11–26,</w:t>
-        </w:r>
-      </w:hyperlink>
-      <w:hyperlink r:id="rId78">
-        <w:r>
-          <w:rPr>
-            <w:lang w:val="es_ES" w:bidi="es_ES"/>
-          </w:rPr>
-          <w:rPr>
-            <w:color w:val="0000EE"/>
-            <w:u w:val="single"/>
-          </w:rPr>
-          <w:t>57–58,</w:t>
-        </w:r>
-      </w:hyperlink>
-      <w:hyperlink r:id="rId79">
-        <w:r>
-          <w:rPr>
-            <w:lang w:val="es_ES" w:bidi="es_ES"/>
-          </w:rPr>
-          <w:rPr>
-            <w:color w:val="0000EE"/>
-            <w:u w:val="single"/>
-          </w:rPr>
-          <w:t>62–65;</w:t>
-        </w:r>
-      </w:hyperlink>
+      <w:r>
+        <w:rPr>
+          <w:lang w:val="es_ES" w:bidi="es_ES"/>
+        </w:rPr>
+        <w:t>Mateo 27:2,</w:t>
+      </w:r>
+      <w:r>
+        <w:rPr>
+          <w:lang w:val="es_ES" w:bidi="es_ES"/>
+        </w:rPr>
+        <w:t>11–26,</w:t>
+      </w:r>
+      <w:r>
+        <w:rPr>
+          <w:lang w:val="es_ES" w:bidi="es_ES"/>
+        </w:rPr>
+        <w:t>57–58,</w:t>
+      </w:r>
+      <w:r>
+        <w:rPr>
+          <w:lang w:val="es_ES" w:bidi="es_ES"/>
+        </w:rPr>
+        <w:t>62–65;</w:t>
+      </w:r>
       <w:r>
         <w:rPr>
           <w:lang w:val="es_ES" w:bidi="es_ES"/>
         </w:rPr>
         <w:t xml:space="preserve"> </w:t>
       </w:r>
-      <w:hyperlink r:id="rId58">
-        <w:r>
-          <w:rPr>
-            <w:lang w:val="es_ES" w:bidi="es_ES"/>
-          </w:rPr>
-          <w:rPr>
-            <w:color w:val="0000EE"/>
-            <w:u w:val="single"/>
-          </w:rPr>
-          <w:t>Marcos 15:1–15</w:t>
-        </w:r>
-      </w:hyperlink>
+      <w:r>
+        <w:rPr>
+          <w:lang w:val="es_ES" w:bidi="es_ES"/>
+        </w:rPr>
+        <w:t>Marcos 15:1–15</w:t>
+      </w:r>
       <w:r>
         <w:rPr>
           <w:lang w:val="es_ES" w:bidi="es_ES"/>
         </w:rPr>
         <w:t>,</w:t>
       </w:r>
-      <w:hyperlink r:id="rId80">
-        <w:r>
-          <w:rPr>
-            <w:lang w:val="es_ES" w:bidi="es_ES"/>
-          </w:rPr>
-          <w:rPr>
-            <w:color w:val="0000EE"/>
-            <w:u w:val="single"/>
-          </w:rPr>
-          <w:t>43–45,</w:t>
-        </w:r>
-      </w:hyperlink>
+      <w:r>
+        <w:rPr>
+          <w:lang w:val="es_ES" w:bidi="es_ES"/>
+        </w:rPr>
+        <w:t>43–45,</w:t>
+      </w:r>
       <w:r>
         <w:rPr>
           <w:lang w:val="es_ES" w:bidi="es_ES"/>
         </w:rPr>
         <w:t xml:space="preserve"> </w:t>
       </w:r>
-      <w:hyperlink r:id="rId81">
-        <w:r>
-          <w:rPr>
-            <w:lang w:val="es_ES" w:bidi="es_ES"/>
-          </w:rPr>
-          <w:rPr>
-            <w:color w:val="0000EE"/>
-            <w:u w:val="single"/>
-          </w:rPr>
-          <w:t>Lucas 3:1;</w:t>
-        </w:r>
-      </w:hyperlink>
+      <w:r>
+        <w:rPr>
+          <w:lang w:val="es_ES" w:bidi="es_ES"/>
+        </w:rPr>
+        <w:t>Lucas 3:1;</w:t>
+      </w:r>
       <w:r>
         <w:rPr>
           <w:lang w:val="es_ES" w:bidi="es_ES"/>
         </w:rPr>
         <w:t xml:space="preserve"> </w:t>
       </w:r>
-      <w:hyperlink r:id="rId56">
-        <w:r>
-          <w:rPr>
-            <w:lang w:val="es_ES" w:bidi="es_ES"/>
-          </w:rPr>
-          <w:rPr>
-            <w:color w:val="0000EE"/>
-            <w:u w:val="single"/>
-          </w:rPr>
-          <w:t>13:1;</w:t>
-        </w:r>
-      </w:hyperlink>
+      <w:r>
+        <w:rPr>
+          <w:lang w:val="es_ES" w:bidi="es_ES"/>
+        </w:rPr>
+        <w:t>13:1;</w:t>
+      </w:r>
       <w:r>
         <w:rPr>
           <w:lang w:val="es_ES" w:bidi="es_ES"/>
         </w:rPr>
         <w:t xml:space="preserve"> </w:t>
       </w:r>
-      <w:hyperlink r:id="rId59">
-        <w:r>
-          <w:rPr>
-            <w:lang w:val="es_ES" w:bidi="es_ES"/>
-          </w:rPr>
-          <w:rPr>
-            <w:color w:val="0000EE"/>
-            <w:u w:val="single"/>
-          </w:rPr>
-          <w:t>23:1–25</w:t>
-        </w:r>
-      </w:hyperlink>
+      <w:r>
+        <w:rPr>
+          <w:lang w:val="es_ES" w:bidi="es_ES"/>
+        </w:rPr>
+        <w:t>23:1–25</w:t>
+      </w:r>
       <w:r>
         <w:rPr>
           <w:lang w:val="es_ES" w:bidi="es_ES"/>
         </w:rPr>
         <w:t>,</w:t>
       </w:r>
-      <w:hyperlink r:id="rId82">
-        <w:r>
-          <w:rPr>
-            <w:lang w:val="es_ES" w:bidi="es_ES"/>
-          </w:rPr>
-          <w:rPr>
-            <w:color w:val="0000EE"/>
-            <w:u w:val="single"/>
-          </w:rPr>
-          <w:t>52</w:t>
-        </w:r>
-      </w:hyperlink>
+      <w:r>
+        <w:rPr>
+          <w:lang w:val="es_ES" w:bidi="es_ES"/>
+        </w:rPr>
+        <w:t>52</w:t>
+      </w:r>
       <w:r>
         <w:rPr>
           <w:lang w:val="es_ES" w:bidi="es_ES"/>
         </w:rPr>
         <w:t xml:space="preserve">; </w:t>
       </w:r>
-      <w:hyperlink r:id="rId60">
-        <w:r>
-          <w:rPr>
-            <w:lang w:val="es_ES" w:bidi="es_ES"/>
-          </w:rPr>
-          <w:rPr>
-            <w:color w:val="0000EE"/>
-            <w:u w:val="single"/>
-          </w:rPr>
-          <w:t>18:28–19:16;</w:t>
-        </w:r>
-      </w:hyperlink>
+      <w:r>
+        <w:rPr>
+          <w:lang w:val="es_ES" w:bidi="es_ES"/>
+        </w:rPr>
+        <w:t>18:28–19:16;</w:t>
+      </w:r>
       <w:r>
         <w:rPr>
           <w:lang w:val="es_ES" w:bidi="es_ES"/>
         </w:rPr>
         <w:t xml:space="preserve"> </w:t>
       </w:r>
-      <w:hyperlink r:id="rId83">
-        <w:r>
-          <w:rPr>
-            <w:lang w:val="es_ES" w:bidi="es_ES"/>
-          </w:rPr>
-          <w:rPr>
-            <w:color w:val="0000EE"/>
-            <w:u w:val="single"/>
-          </w:rPr>
-          <w:t>19:31</w:t>
-        </w:r>
-      </w:hyperlink>
+      <w:r>
+        <w:rPr>
+          <w:lang w:val="es_ES" w:bidi="es_ES"/>
+        </w:rPr>
+        <w:t>19:31</w:t>
+      </w:r>
       <w:r>
         <w:rPr>
           <w:lang w:val="es_ES" w:bidi="es_ES"/>
         </w:rPr>
         <w:t>,</w:t>
       </w:r>
-      <w:hyperlink r:id="rId84">
-        <w:r>
-          <w:rPr>
-            <w:lang w:val="es_ES" w:bidi="es_ES"/>
-          </w:rPr>
-          <w:rPr>
-            <w:color w:val="0000EE"/>
-            <w:u w:val="single"/>
-          </w:rPr>
-          <w:t>38;</w:t>
-        </w:r>
-      </w:hyperlink>
+      <w:r>
+        <w:rPr>
+          <w:lang w:val="es_ES" w:bidi="es_ES"/>
+        </w:rPr>
+        <w:t>38;</w:t>
+      </w:r>
       <w:r>
         <w:rPr>
           <w:lang w:val="es_ES" w:bidi="es_ES"/>
         </w:rPr>
         <w:t xml:space="preserve"> </w:t>
       </w:r>
-      <w:hyperlink r:id="rId61">
-        <w:r>
-          <w:rPr>
-            <w:lang w:val="es_ES" w:bidi="es_ES"/>
-          </w:rPr>
-          <w:rPr>
-            <w:color w:val="0000EE"/>
-            <w:u w:val="single"/>
-          </w:rPr>
-          <w:t>Hechos 3:13;</w:t>
-        </w:r>
-      </w:hyperlink>
+      <w:r>
+        <w:rPr>
+          <w:lang w:val="es_ES" w:bidi="es_ES"/>
+        </w:rPr>
+        <w:t>Hechos 3:13;</w:t>
+      </w:r>
       <w:r>
         <w:rPr>
           <w:lang w:val="es_ES" w:bidi="es_ES"/>
         </w:rPr>
         <w:t xml:space="preserve"> </w:t>
       </w:r>
-      <w:hyperlink r:id="rId62">
-        <w:r>
-          <w:rPr>
-            <w:lang w:val="es_ES" w:bidi="es_ES"/>
-          </w:rPr>
-          <w:rPr>
-            <w:color w:val="0000EE"/>
-            <w:u w:val="single"/>
-          </w:rPr>
-          <w:t>4:27;</w:t>
-        </w:r>
-      </w:hyperlink>
+      <w:r>
+        <w:rPr>
+          <w:lang w:val="es_ES" w:bidi="es_ES"/>
+        </w:rPr>
+        <w:t>4:27;</w:t>
+      </w:r>
       <w:r>
         <w:rPr>
           <w:lang w:val="es_ES" w:bidi="es_ES"/>
         </w:rPr>
         <w:t xml:space="preserve"> </w:t>
       </w:r>
-      <w:hyperlink r:id="rId63">
-        <w:r>
-          <w:rPr>
-            <w:lang w:val="es_ES" w:bidi="es_ES"/>
-          </w:rPr>
-          <w:rPr>
-            <w:color w:val="0000EE"/>
-            <w:u w:val="single"/>
-          </w:rPr>
-          <w:t>13:28;</w:t>
-        </w:r>
-      </w:hyperlink>
+      <w:r>
+        <w:rPr>
+          <w:lang w:val="es_ES" w:bidi="es_ES"/>
+        </w:rPr>
+        <w:t>13:28;</w:t>
+      </w:r>
       <w:r>
         <w:rPr>
           <w:lang w:val="es_ES" w:bidi="es_ES"/>
         </w:rPr>
         <w:t xml:space="preserve"> </w:t>
       </w:r>
-      <w:hyperlink r:id="rId64">
-        <w:r>
-          <w:rPr>
-            <w:lang w:val="es_ES" w:bidi="es_ES"/>
-          </w:rPr>
-          <w:rPr>
-            <w:color w:val="0000EE"/>
-            <w:u w:val="single"/>
-          </w:rPr>
-          <w:t>1 Timoteo 6:13</w:t>
-        </w:r>
-      </w:hyperlink>
+      <w:r>
+        <w:rPr>
+          <w:lang w:val="es_ES" w:bidi="es_ES"/>
+        </w:rPr>
+        <w:t>1 Timoteo 6:13</w:t>
+      </w:r>
       <w:r>
         <w:rPr>
           <w:lang w:val="es_ES" w:bidi="es_ES"/>
@@ -2148,18 +1662,12 @@
         </w:rPr>
         <w:t>Pablo conoció a Priscila y Aquila por primera vez en Corinto. Ellos habían llegado recientemente porque el emperador romano Claudio César había expulsado a todos los judíos de Roma en el año 49 d.C. Pablo los conoció, y como eran fabricantes de tiendas (o posiblemente marroquineros) como él, vivió y trabajó con ellos durante su primer año y medio en Corinto, desde el año 50 al 52 d.C. (</w:t>
       </w:r>
-      <w:hyperlink r:id="rId85">
-        <w:r>
-          <w:rPr>
-            <w:lang w:val="es_ES" w:bidi="es_ES"/>
-          </w:rPr>
-          <w:rPr>
-            <w:color w:val="0000EE"/>
-            <w:u w:val="single"/>
-          </w:rPr>
-          <w:t>Hc 18:1–3</w:t>
-        </w:r>
-      </w:hyperlink>
+      <w:r>
+        <w:rPr>
+          <w:lang w:val="es_ES" w:bidi="es_ES"/>
+        </w:rPr>
+        <w:t>Hc 18:1–3</w:t>
+      </w:r>
       <w:r>
         <w:rPr>
           <w:lang w:val="es_ES" w:bidi="es_ES"/>
@@ -2180,36 +1688,24 @@
         </w:rPr>
         <w:t>Cuando Pablo salió de Corinto, llevó a Priscila y Aquila con él y los dejó en Éfeso (</w:t>
       </w:r>
-      <w:hyperlink r:id="rId86">
-        <w:r>
-          <w:rPr>
-            <w:lang w:val="es_ES" w:bidi="es_ES"/>
-          </w:rPr>
-          <w:rPr>
-            <w:color w:val="0000EE"/>
-            <w:u w:val="single"/>
-          </w:rPr>
-          <w:t>Hc 18:18–19</w:t>
-        </w:r>
-      </w:hyperlink>
+      <w:r>
+        <w:rPr>
+          <w:lang w:val="es_ES" w:bidi="es_ES"/>
+        </w:rPr>
+        <w:t>Hc 18:18–19</w:t>
+      </w:r>
       <w:r>
         <w:rPr>
           <w:lang w:val="es_ES" w:bidi="es_ES"/>
         </w:rPr>
         <w:t>). Regresó a Jerusalén y Antioquía. Más tarde, cuando Apolos llegó a Éfeso, predicó con entusiasmo sobre Jesús en las sinagogas. Priscila y Aquila lo apartaron y le explicaron la verdad de Jesús de manera más completa. Con su ayuda, Apolos se convirtió en un maestro poderoso que compartió las buenas nuevas sobre Jesús y defendió la fe cristiana (</w:t>
       </w:r>
-      <w:hyperlink r:id="rId87">
-        <w:r>
-          <w:rPr>
-            <w:lang w:val="es_ES" w:bidi="es_ES"/>
-          </w:rPr>
-          <w:rPr>
-            <w:color w:val="0000EE"/>
-            <w:u w:val="single"/>
-          </w:rPr>
-          <w:t>Hc 18:24–28</w:t>
-        </w:r>
-      </w:hyperlink>
+      <w:r>
+        <w:rPr>
+          <w:lang w:val="es_ES" w:bidi="es_ES"/>
+        </w:rPr>
+        <w:t>Hc 18:24–28</w:t>
+      </w:r>
       <w:r>
         <w:rPr>
           <w:lang w:val="es_ES" w:bidi="es_ES"/>
@@ -2230,54 +1726,36 @@
         </w:rPr>
         <w:t>Más tarde, Pablo menciona el hogar de Priscila y Aquila como un lugar de reunión para los cristianos en Éfeso. Incluye el saludo de ellos junto con el suyo a la iglesia en Corinto (</w:t>
       </w:r>
-      <w:hyperlink r:id="rId88">
-        <w:r>
-          <w:rPr>
-            <w:lang w:val="es_ES" w:bidi="es_ES"/>
-          </w:rPr>
-          <w:rPr>
-            <w:color w:val="0000EE"/>
-            <w:u w:val="single"/>
-          </w:rPr>
-          <w:t>1 Co 16:19,</w:t>
-        </w:r>
-      </w:hyperlink>
+      <w:r>
+        <w:rPr>
+          <w:lang w:val="es_ES" w:bidi="es_ES"/>
+        </w:rPr>
+        <w:t>1 Co 16:19,</w:t>
+      </w:r>
       <w:r>
         <w:rPr>
           <w:lang w:val="es_ES" w:bidi="es_ES"/>
         </w:rPr>
         <w:t xml:space="preserve"> véase también </w:t>
       </w:r>
-      <w:hyperlink r:id="rId89">
-        <w:r>
-          <w:rPr>
-            <w:lang w:val="es_ES" w:bidi="es_ES"/>
-          </w:rPr>
-          <w:rPr>
-            <w:color w:val="0000EE"/>
-            <w:u w:val="single"/>
-          </w:rPr>
-          <w:t>2 Tm 4:19</w:t>
-        </w:r>
-      </w:hyperlink>
+      <w:r>
+        <w:rPr>
+          <w:lang w:val="es_ES" w:bidi="es_ES"/>
+        </w:rPr>
+        <w:t>2 Tm 4:19</w:t>
+      </w:r>
       <w:r>
         <w:rPr>
           <w:lang w:val="es_ES" w:bidi="es_ES"/>
         </w:rPr>
         <w:t>). Parece que luego regresaron a Roma, probablemente después de que el edicto de Claudio se relajara. Pablo les envía sus saludos primero cuando escribe a la iglesia en Roma (</w:t>
       </w:r>
-      <w:hyperlink r:id="rId90">
-        <w:r>
-          <w:rPr>
-            <w:lang w:val="es_ES" w:bidi="es_ES"/>
-          </w:rPr>
-          <w:rPr>
-            <w:color w:val="0000EE"/>
-            <w:u w:val="single"/>
-          </w:rPr>
-          <w:t>Ro 16:3–5</w:t>
-        </w:r>
-      </w:hyperlink>
+      <w:r>
+        <w:rPr>
+          <w:lang w:val="es_ES" w:bidi="es_ES"/>
+        </w:rPr>
+        <w:t>Ro 16:3–5</w:t>
+      </w:r>
       <w:r>
         <w:rPr>
           <w:lang w:val="es_ES" w:bidi="es_ES"/>
@@ -2321,108 +1799,72 @@
           <w:lang w:val="es_ES" w:bidi="es_ES"/>
         </w:rPr>
       </w:r>
-      <w:hyperlink r:id="rId85">
-        <w:r>
-          <w:rPr>
-            <w:lang w:val="es_ES" w:bidi="es_ES"/>
-          </w:rPr>
-          <w:rPr>
-            <w:color w:val="0000EE"/>
-            <w:u w:val="single"/>
-          </w:rPr>
-          <w:t>Hechos 18:1–3</w:t>
-        </w:r>
-      </w:hyperlink>
+      <w:r>
+        <w:rPr>
+          <w:lang w:val="es_ES" w:bidi="es_ES"/>
+        </w:rPr>
+        <w:t>Hechos 18:1–3</w:t>
+      </w:r>
       <w:r>
         <w:rPr>
           <w:lang w:val="es_ES" w:bidi="es_ES"/>
         </w:rPr>
         <w:t>,</w:t>
       </w:r>
-      <w:hyperlink r:id="rId86">
-        <w:r>
-          <w:rPr>
-            <w:lang w:val="es_ES" w:bidi="es_ES"/>
-          </w:rPr>
-          <w:rPr>
-            <w:color w:val="0000EE"/>
-            <w:u w:val="single"/>
-          </w:rPr>
-          <w:t>18–19</w:t>
-        </w:r>
-      </w:hyperlink>
+      <w:r>
+        <w:rPr>
+          <w:lang w:val="es_ES" w:bidi="es_ES"/>
+        </w:rPr>
+        <w:t>18–19</w:t>
+      </w:r>
       <w:r>
         <w:rPr>
           <w:lang w:val="es_ES" w:bidi="es_ES"/>
         </w:rPr>
         <w:t>,</w:t>
       </w:r>
-      <w:hyperlink r:id="rId87">
-        <w:r>
-          <w:rPr>
-            <w:lang w:val="es_ES" w:bidi="es_ES"/>
-          </w:rPr>
-          <w:rPr>
-            <w:color w:val="0000EE"/>
-            <w:u w:val="single"/>
-          </w:rPr>
-          <w:t>24–28;</w:t>
-        </w:r>
-      </w:hyperlink>
+      <w:r>
+        <w:rPr>
+          <w:lang w:val="es_ES" w:bidi="es_ES"/>
+        </w:rPr>
+        <w:t>24–28;</w:t>
+      </w:r>
       <w:r>
         <w:rPr>
           <w:lang w:val="es_ES" w:bidi="es_ES"/>
         </w:rPr>
         <w:t xml:space="preserve"> </w:t>
       </w:r>
-      <w:hyperlink r:id="rId90">
-        <w:r>
-          <w:rPr>
-            <w:lang w:val="es_ES" w:bidi="es_ES"/>
-          </w:rPr>
-          <w:rPr>
-            <w:color w:val="0000EE"/>
-            <w:u w:val="single"/>
-          </w:rPr>
-          <w:t>Romanos 16:3–5;</w:t>
-        </w:r>
-      </w:hyperlink>
+      <w:r>
+        <w:rPr>
+          <w:lang w:val="es_ES" w:bidi="es_ES"/>
+        </w:rPr>
+        <w:t>Romanos 16:3–5;</w:t>
+      </w:r>
       <w:r>
         <w:rPr>
           <w:lang w:val="es_ES" w:bidi="es_ES"/>
         </w:rPr>
         <w:t xml:space="preserve"> </w:t>
       </w:r>
-      <w:hyperlink r:id="rId88">
-        <w:r>
-          <w:rPr>
-            <w:lang w:val="es_ES" w:bidi="es_ES"/>
-          </w:rPr>
-          <w:rPr>
-            <w:color w:val="0000EE"/>
-            <w:u w:val="single"/>
-          </w:rPr>
-          <w:t>1 Corintios 16:19;</w:t>
-        </w:r>
-      </w:hyperlink>
+      <w:r>
+        <w:rPr>
+          <w:lang w:val="es_ES" w:bidi="es_ES"/>
+        </w:rPr>
+        <w:t>1 Corintios 16:19;</w:t>
+      </w:r>
       <w:r>
         <w:rPr>
           <w:lang w:val="es_ES" w:bidi="es_ES"/>
         </w:rPr>
         <w:t xml:space="preserve"> </w:t>
       </w:r>
-      <w:hyperlink r:id="rId89">
-        <w:r>
-          <w:rPr>
-            <w:lang w:val="es_ES" w:bidi="es_ES"/>
-          </w:rPr>
-          <w:rPr>
-            <w:color w:val="0000EE"/>
-            <w:u w:val="single"/>
-          </w:rPr>
-          <w:t>2 Timoteo 4:19</w:t>
-        </w:r>
-      </w:hyperlink>
+      <w:r>
+        <w:rPr>
+          <w:lang w:val="es_ES" w:bidi="es_ES"/>
+        </w:rPr>
+        <w:t>2 Timoteo 4:19</w:t>
+      </w:r>
       <w:r>
         <w:rPr>
           <w:lang w:val="es_ES" w:bidi="es_ES"/>
